--- a/legal/03-Quotation-Cover-Sheet.docx
+++ b/legal/03-Quotation-Cover-Sheet.docx
@@ -2250,6 +2250,22 @@
     </w:p>
     <w:p>
       <w:pPr>
+        <w:spacing w:before="20" w:after="60" w:line="259" w:lineRule="auto"/>
+        <w:ind w:left="425" w:hanging="425"/>
+        <w:jc w:val="both"/>
+      </w:pPr>
+      <w:r>
+        <w:rPr>
+          <w:rFonts w:ascii="Times New Roman" w:hAnsi="Times New Roman" w:cs="Times New Roman" w:eastAsia="Times New Roman"/>
+          <w:b w:val="0"/>
+          <w:i w:val="0"/>
+          <w:sz w:val="22"/>
+        </w:rPr>
+        <w:t>7.  Whether the price is exclusive of GST, and the GST rate.</w:t>
+      </w:r>
+    </w:p>
+    <w:p>
+      <w:pPr>
         <w:spacing w:before="220" w:after="60" w:line="259" w:lineRule="auto"/>
         <w:jc w:val="left"/>
       </w:pPr>
